--- a/docs/ExposureIQ_Demo_Script.docx
+++ b/docs/ExposureIQ_Demo_Script.docx
@@ -309,7 +309,7 @@
         <w:t xml:space="preserve">Say: </w:t>
       </w:r>
       <w:r>
-        <w:t>“Simple questions cost about two cents and complex ones about ten to thirteen. The whole thing runs on a laptop, and the repo includes the extracted data, so anyone can rebuild it in fifteen minutes. Next I'm adding news as a separate evidence source for the deals that filings won't name. Thanks for watching.”</w:t>
+        <w:t>“Simple questions cost about two cents and complex ones up to about eighteen. On a 26-question evaluation, ninety-seven percent of claims were supported by the cited evidence. The whole thing runs on a laptop, and the repo includes the extracted data, so anyone can rebuild it in fifteen minutes. Next I'm adding news as a separate evidence source for the deals that filings won't name. Thanks for watching.”</w:t>
       </w:r>
     </w:p>
     <w:p>
@@ -490,6 +490,44 @@
               <w:rPr>
                 <w:sz w:val="19"/>
               </w:rPr>
+              <w:t>Eval (26 questions)</w:t>
+            </w:r>
+          </w:p>
+        </w:tc>
+        <w:tc>
+          <w:tcPr>
+            <w:tcW w:type="dxa" w:w="6192"/>
+          </w:tcPr>
+          <w:p>
+            <w:r>
+              <w:rPr>
+                <w:sz w:val="19"/>
+              </w:rPr>
+            </w:r>
+            <w:r>
+              <w:rPr>
+                <w:sz w:val="19"/>
+              </w:rPr>
+              <w:t>97% faithfulness, 100% relevance</w:t>
+            </w:r>
+          </w:p>
+        </w:tc>
+      </w:tr>
+      <w:tr>
+        <w:tc>
+          <w:tcPr>
+            <w:tcW w:type="dxa" w:w="3456"/>
+          </w:tcPr>
+          <w:p>
+            <w:r>
+              <w:rPr>
+                <w:sz w:val="19"/>
+              </w:rPr>
+            </w:r>
+            <w:r>
+              <w:rPr>
+                <w:sz w:val="19"/>
+              </w:rPr>
               <w:t>One-off extraction cost</w:t>
             </w:r>
           </w:p>
@@ -546,7 +584,7 @@
               <w:rPr>
                 <w:sz w:val="19"/>
               </w:rPr>
-              <w:t>~$0.02 simple, ~$0.06–$0.13 multi-hop</w:t>
+              <w:t>~$0.02 simple, ~$0.06–$0.18 multi-hop</w:t>
             </w:r>
           </w:p>
         </w:tc>
